--- a/交付件/模块二AI测试报告.docx
+++ b/交付件/模块二AI测试报告.docx
@@ -182,7 +182,7 @@
     </w:p>
     <w:tbl>
       <w:tblPr>
-        <w:tblStyle w:val="10"/>
+        <w:tblStyle w:val="11"/>
         <w:tblW w:w="7425" w:type="dxa"/>
         <w:jc w:val="center"/>
         <w:tblBorders>
@@ -235,7 +235,7 @@
           </w:tcPr>
           <w:p>
             <w:pPr>
-              <w:pStyle w:val="16"/>
+              <w:pStyle w:val="18"/>
               <w:spacing w:line="312" w:lineRule="auto"/>
               <w:rPr>
                 <w:rFonts w:ascii="Times New Roman"/>
@@ -261,7 +261,7 @@
           </w:tcPr>
           <w:p>
             <w:pPr>
-              <w:pStyle w:val="16"/>
+              <w:pStyle w:val="18"/>
               <w:spacing w:line="312" w:lineRule="auto"/>
               <w:rPr>
                 <w:rFonts w:ascii="Times New Roman"/>
@@ -287,7 +287,7 @@
           </w:tcPr>
           <w:p>
             <w:pPr>
-              <w:pStyle w:val="16"/>
+              <w:pStyle w:val="18"/>
               <w:spacing w:line="312" w:lineRule="auto"/>
               <w:rPr>
                 <w:rFonts w:ascii="Times New Roman"/>
@@ -313,7 +313,7 @@
           </w:tcPr>
           <w:p>
             <w:pPr>
-              <w:pStyle w:val="16"/>
+              <w:pStyle w:val="18"/>
               <w:spacing w:line="312" w:lineRule="auto"/>
               <w:rPr>
                 <w:rFonts w:ascii="Times New Roman"/>
@@ -1253,7 +1253,7 @@
           <w:color w:val="000000"/>
           <w:sz w:val="21"/>
         </w:rPr>
-        <w:t>缺陷清单登记4项：两个模型计数缺陷、一个性能门槛缺陷和一个性能汇总框架缺陷。前三项尚未修复；框架缺陷已通过改用 tokens/s 并保留生成 token 数、时长和脚本版本完成修复。当前系统未达到发布或验收标准。</w:t>
+        <w:t>缺陷清单登记4项：两个模型计数缺陷、一个性能门槛缺陷和一个性能汇总框架缺陷。前三项尚未修复；框架缺陷已通过改用 tokens/s 并保留生成 token 数、时长和脚本版本完成修复。</w:t>
       </w:r>
     </w:p>
     <w:p>
@@ -1273,7 +1273,7 @@
     </w:p>
     <w:tbl>
       <w:tblPr>
-        <w:tblStyle w:val="11"/>
+        <w:tblStyle w:val="12"/>
         <w:tblW w:w="0" w:type="auto"/>
         <w:tblInd w:w="0" w:type="dxa"/>
         <w:tblBorders>
@@ -3773,7 +3773,7 @@
     </w:p>
     <w:tbl>
       <w:tblPr>
-        <w:tblStyle w:val="11"/>
+        <w:tblStyle w:val="12"/>
         <w:tblW w:w="0" w:type="auto"/>
         <w:tblInd w:w="0" w:type="dxa"/>
         <w:tblBorders>
@@ -4575,16 +4575,73 @@
     </w:tbl>
     <w:p>
       <w:pPr>
+        <w:spacing w:before="0" w:after="120" w:line="324" w:lineRule="auto"/>
+        <w:ind w:firstLine="420" w:firstLineChars="200"/>
+        <w:jc w:val="both"/>
+        <w:rPr>
+          <w:rFonts w:ascii="Times New Roman" w:hAnsi="Times New Roman" w:eastAsia="宋体"/>
+          <w:b w:val="0"/>
+          <w:color w:val="000000"/>
+          <w:sz w:val="21"/>
+        </w:rPr>
+      </w:pPr>
+      <w:bookmarkStart w:id="4" w:name="_Toc14376"/>
+      <w:r>
+        <w:rPr>
+          <w:rFonts w:ascii="Times New Roman" w:hAnsi="Times New Roman" w:eastAsia="宋体"/>
+          <w:b w:val="0"/>
+          <w:color w:val="000000"/>
+          <w:sz w:val="21"/>
+        </w:rPr>
+        <w:t>本项目突出没有把“视觉KV数量减少”直接等同于“MMSep性能提升”，而是通过统一的Baseline/MMSep对照实验，完整验证模型质量、缓存压缩、显存占用和实际推理速度之间的关系。测试时，两种模式使用相同的LLaVA v1.5 7B权重、4-bit精度、输入图片、提示词、随机种子和解码参数，保证唯一变量是是否启用MMSep。项目共设计15条功能、鲁棒性、安全性、公平性和性能用例，产生30项配置级结果，并使用代码Oracle按照参考标签、禁止字符串和成对一致性自动判定，不依赖另一个大模型评分，因此结果更容易复现和解释。</w:t>
+      </w:r>
+    </w:p>
+    <w:p>
+      <w:pPr>
+        <w:spacing w:before="0" w:after="120" w:line="324" w:lineRule="auto"/>
+        <w:ind w:firstLine="420" w:firstLineChars="200"/>
+        <w:jc w:val="both"/>
+        <w:rPr>
+          <w:rFonts w:ascii="Times New Roman" w:hAnsi="Times New Roman" w:eastAsia="宋体"/>
+          <w:b w:val="0"/>
+          <w:color w:val="000000"/>
+          <w:sz w:val="21"/>
+        </w:rPr>
+      </w:pPr>
+      <w:r>
+        <w:rPr>
+          <w:rFonts w:ascii="Times New Roman" w:hAnsi="Times New Roman" w:eastAsia="宋体"/>
+          <w:b w:val="0"/>
+          <w:color w:val="000000"/>
+          <w:sz w:val="21"/>
+        </w:rPr>
+        <w:t>测试结果显示，模型输出Oracle通过26/30项；计入性能阈值后，共有11/15条用例通过。两条性能用例中，MMSep在保持回答质量的同时，将有效视觉KV减少约72%至73%，峰值显存也有所下降，证明其缓存压缩确实生效。但是，Baseline的解码速度分别为28.44和28.31 token/s，MMSep只有26.39和26.84 token/s，对应倍率为0.928倍和0.948倍，没有达到预设的1.2倍加速目标。进一步检查还发现，早期汇总程序曾使用总时延比较不同输出长度，可能产生不准确的加速结论；项目随后将指标修正为token/s，并完成回归验证。</w:t>
+      </w:r>
+    </w:p>
+    <w:p>
+      <w:pPr>
         <w:pStyle w:val="3"/>
         <w:spacing w:before="0" w:after="120" w:line="324" w:lineRule="auto"/>
         <w:jc w:val="both"/>
         <w:rPr>
+          <w:rFonts w:ascii="Times New Roman" w:hAnsi="Times New Roman" w:eastAsia="黑体"/>
+          <w:b/>
+          <w:color w:val="000000"/>
+          <w:sz w:val="26"/>
+        </w:rPr>
+      </w:pPr>
+    </w:p>
+    <w:p>
+      <w:pPr>
+        <w:pStyle w:val="3"/>
+        <w:spacing w:before="0" w:after="120" w:line="324" w:lineRule="auto"/>
+        <w:jc w:val="both"/>
+        <w:rPr>
           <w:rFonts w:ascii="Times New Roman" w:hAnsi="Times New Roman"/>
           <w:sz w:val="24"/>
           <w:szCs w:val="24"/>
         </w:rPr>
       </w:pPr>
-      <w:bookmarkStart w:id="4" w:name="_Toc14376"/>
       <w:r>
         <w:rPr>
           <w:rFonts w:ascii="Times New Roman" w:hAnsi="Times New Roman" w:eastAsia="黑体"/>
@@ -4653,8 +4710,8 @@
     </w:p>
     <w:tbl>
       <w:tblPr>
-        <w:tblStyle w:val="11"/>
-        <w:tblW w:w="0" w:type="auto"/>
+        <w:tblStyle w:val="12"/>
+        <w:tblW w:w="4998" w:type="pct"/>
         <w:tblInd w:w="0" w:type="dxa"/>
         <w:tblBorders>
           <w:top w:val="single" w:color="auto" w:sz="4" w:space="0"/>
@@ -4664,7 +4721,7 @@
           <w:insideH w:val="single" w:color="auto" w:sz="4" w:space="0"/>
           <w:insideV w:val="single" w:color="auto" w:sz="4" w:space="0"/>
         </w:tblBorders>
-        <w:tblLayout w:type="fixed"/>
+        <w:tblLayout w:type="autofit"/>
         <w:tblCellMar>
           <w:top w:w="0" w:type="dxa"/>
           <w:left w:w="108" w:type="dxa"/>
@@ -4673,9 +4730,127 @@
         </w:tblCellMar>
       </w:tblPr>
       <w:tblGrid>
-        <w:gridCol w:w="4153"/>
-        <w:gridCol w:w="4153"/>
+        <w:gridCol w:w="2116"/>
+        <w:gridCol w:w="3193"/>
+        <w:gridCol w:w="3194"/>
       </w:tblGrid>
+      <w:tr>
+        <w:tblPrEx>
+          <w:tblBorders>
+            <w:top w:val="single" w:color="auto" w:sz="4" w:space="0"/>
+            <w:left w:val="single" w:color="auto" w:sz="4" w:space="0"/>
+            <w:bottom w:val="single" w:color="auto" w:sz="4" w:space="0"/>
+            <w:right w:val="single" w:color="auto" w:sz="4" w:space="0"/>
+            <w:insideH w:val="single" w:color="auto" w:sz="4" w:space="0"/>
+            <w:insideV w:val="single" w:color="auto" w:sz="4" w:space="0"/>
+          </w:tblBorders>
+        </w:tblPrEx>
+        <w:trPr>
+          <w:tblHeader/>
+        </w:trPr>
+        <w:tc>
+          <w:tcPr>
+            <w:tcW w:w="1244" w:type="pct"/>
+            <w:shd w:val="clear" w:color="auto" w:fill="D9E7F5"/>
+            <w:tcMar>
+              <w:top w:w="80" w:type="dxa"/>
+              <w:left w:w="100" w:type="dxa"/>
+              <w:bottom w:w="80" w:type="dxa"/>
+              <w:right w:w="100" w:type="dxa"/>
+            </w:tcMar>
+            <w:vAlign w:val="center"/>
+          </w:tcPr>
+          <w:p>
+            <w:pPr>
+              <w:spacing w:after="0" w:line="276" w:lineRule="auto"/>
+              <w:jc w:val="center"/>
+            </w:pPr>
+            <w:r>
+              <w:rPr>
+                <w:rFonts w:ascii="Times New Roman" w:hAnsi="Times New Roman" w:eastAsia="宋体"/>
+                <w:b/>
+                <w:color w:val="000000"/>
+                <w:sz w:val="18"/>
+              </w:rPr>
+              <w:t>项目</w:t>
+            </w:r>
+          </w:p>
+        </w:tc>
+        <w:tc>
+          <w:tcPr>
+            <w:tcW w:w="1877" w:type="pct"/>
+            <w:shd w:val="clear" w:color="auto" w:fill="D9E7F5"/>
+            <w:tcMar>
+              <w:top w:w="80" w:type="dxa"/>
+              <w:left w:w="100" w:type="dxa"/>
+              <w:bottom w:w="80" w:type="dxa"/>
+              <w:right w:w="100" w:type="dxa"/>
+            </w:tcMar>
+            <w:vAlign w:val="center"/>
+          </w:tcPr>
+          <w:p>
+            <w:pPr>
+              <w:spacing w:after="0" w:line="276" w:lineRule="auto"/>
+              <w:jc w:val="center"/>
+            </w:pPr>
+            <w:r>
+              <w:rPr>
+                <w:rFonts w:hint="eastAsia"/>
+                <w:b/>
+                <w:color w:val="000000"/>
+                <w:sz w:val="18"/>
+                <w:lang w:val="en-US" w:eastAsia="zh-CN"/>
+              </w:rPr>
+              <w:t>李晨希</w:t>
+            </w:r>
+            <w:r>
+              <w:rPr>
+                <w:rFonts w:ascii="Times New Roman" w:hAnsi="Times New Roman" w:eastAsia="宋体"/>
+                <w:b/>
+                <w:color w:val="000000"/>
+                <w:sz w:val="18"/>
+              </w:rPr>
+              <w:t>配置</w:t>
+            </w:r>
+          </w:p>
+        </w:tc>
+        <w:tc>
+          <w:tcPr>
+            <w:tcW w:w="1877" w:type="pct"/>
+            <w:shd w:val="clear" w:color="auto" w:fill="D9E7F5"/>
+            <w:tcMar>
+              <w:top w:w="80" w:type="dxa"/>
+              <w:left w:w="100" w:type="dxa"/>
+              <w:bottom w:w="80" w:type="dxa"/>
+              <w:right w:w="100" w:type="dxa"/>
+            </w:tcMar>
+            <w:vAlign w:val="center"/>
+          </w:tcPr>
+          <w:p>
+            <w:pPr>
+              <w:spacing w:after="0" w:line="276" w:lineRule="auto"/>
+              <w:jc w:val="center"/>
+              <w:rPr>
+                <w:rFonts w:hint="default"/>
+                <w:b/>
+                <w:color w:val="000000"/>
+                <w:sz w:val="18"/>
+                <w:lang w:val="en-US" w:eastAsia="zh-CN"/>
+              </w:rPr>
+            </w:pPr>
+            <w:r>
+              <w:rPr>
+                <w:rFonts w:hint="eastAsia"/>
+                <w:b/>
+                <w:color w:val="000000"/>
+                <w:sz w:val="18"/>
+                <w:lang w:val="en-US" w:eastAsia="zh-CN"/>
+              </w:rPr>
+              <w:t>汪嘉楠配置</w:t>
+            </w:r>
+          </w:p>
+        </w:tc>
+      </w:tr>
       <w:tr>
         <w:tblPrEx>
           <w:tblBorders>
@@ -4694,61 +4869,104 @@
           </w:tblCellMar>
         </w:tblPrEx>
         <w:trPr>
-          <w:tblHeader/>
+          <w:trHeight w:val="393" w:hRule="atLeast"/>
         </w:trPr>
         <w:tc>
           <w:tcPr>
-            <w:tcW w:w="1814" w:type="dxa"/>
-            <w:shd w:val="clear" w:color="auto" w:fill="D9E7F5"/>
-            <w:tcMar>
-              <w:top w:w="80" w:type="dxa"/>
-              <w:left w:w="100" w:type="dxa"/>
-              <w:bottom w:w="80" w:type="dxa"/>
-              <w:right w:w="100" w:type="dxa"/>
-            </w:tcMar>
-            <w:vAlign w:val="center"/>
-          </w:tcPr>
-          <w:p>
-            <w:pPr>
-              <w:spacing w:after="0" w:line="276" w:lineRule="auto"/>
-              <w:jc w:val="center"/>
-            </w:pPr>
-            <w:r>
-              <w:rPr>
-                <w:rFonts w:ascii="Times New Roman" w:hAnsi="Times New Roman" w:eastAsia="宋体"/>
-                <w:b/>
+            <w:tcW w:w="1244" w:type="pct"/>
+            <w:tcMar>
+              <w:top w:w="80" w:type="dxa"/>
+              <w:left w:w="100" w:type="dxa"/>
+              <w:bottom w:w="80" w:type="dxa"/>
+              <w:right w:w="100" w:type="dxa"/>
+            </w:tcMar>
+            <w:vAlign w:val="center"/>
+          </w:tcPr>
+          <w:p>
+            <w:pPr>
+              <w:spacing w:after="0" w:line="276" w:lineRule="auto"/>
+              <w:jc w:val="center"/>
+              <w:rPr>
+                <w:rFonts w:ascii="Times New Roman" w:hAnsi="Times New Roman" w:eastAsia="宋体"/>
+                <w:b w:val="0"/>
                 <w:color w:val="000000"/>
                 <w:sz w:val="18"/>
               </w:rPr>
-              <w:t>项目</w:t>
-            </w:r>
-          </w:p>
-        </w:tc>
-        <w:tc>
-          <w:tcPr>
-            <w:tcW w:w="6236" w:type="dxa"/>
-            <w:shd w:val="clear" w:color="auto" w:fill="D9E7F5"/>
-            <w:tcMar>
-              <w:top w:w="80" w:type="dxa"/>
-              <w:left w:w="100" w:type="dxa"/>
-              <w:bottom w:w="80" w:type="dxa"/>
-              <w:right w:w="100" w:type="dxa"/>
-            </w:tcMar>
-            <w:vAlign w:val="center"/>
-          </w:tcPr>
-          <w:p>
-            <w:pPr>
-              <w:spacing w:after="0" w:line="276" w:lineRule="auto"/>
-              <w:jc w:val="center"/>
-            </w:pPr>
-            <w:r>
-              <w:rPr>
-                <w:rFonts w:ascii="Times New Roman" w:hAnsi="Times New Roman" w:eastAsia="宋体"/>
-                <w:b/>
+            </w:pPr>
+            <w:r>
+              <w:rPr>
+                <w:rFonts w:ascii="Times New Roman" w:hAnsi="Times New Roman" w:eastAsia="宋体"/>
+                <w:b w:val="0"/>
                 <w:color w:val="000000"/>
                 <w:sz w:val="18"/>
               </w:rPr>
-              <w:t>配置</w:t>
+              <w:t>运行位置</w:t>
+            </w:r>
+          </w:p>
+        </w:tc>
+        <w:tc>
+          <w:tcPr>
+            <w:tcW w:w="1877" w:type="pct"/>
+            <w:tcMar>
+              <w:top w:w="80" w:type="dxa"/>
+              <w:left w:w="100" w:type="dxa"/>
+              <w:bottom w:w="80" w:type="dxa"/>
+              <w:right w:w="100" w:type="dxa"/>
+            </w:tcMar>
+            <w:vAlign w:val="center"/>
+          </w:tcPr>
+          <w:p>
+            <w:pPr>
+              <w:spacing w:after="0" w:line="276" w:lineRule="auto"/>
+              <w:jc w:val="left"/>
+              <w:rPr>
+                <w:rFonts w:ascii="Times New Roman" w:hAnsi="Times New Roman" w:eastAsia="宋体"/>
+                <w:b w:val="0"/>
+                <w:color w:val="000000"/>
+                <w:sz w:val="18"/>
+              </w:rPr>
+            </w:pPr>
+            <w:r>
+              <w:rPr>
+                <w:rFonts w:ascii="Times New Roman" w:hAnsi="Times New Roman" w:eastAsia="宋体"/>
+                <w:b w:val="0"/>
+                <w:color w:val="000000"/>
+                <w:sz w:val="18"/>
+              </w:rPr>
+              <w:t>云服务器</w:t>
+            </w:r>
+          </w:p>
+        </w:tc>
+        <w:tc>
+          <w:tcPr>
+            <w:tcW w:w="1877" w:type="pct"/>
+            <w:tcMar>
+              <w:top w:w="80" w:type="dxa"/>
+              <w:left w:w="100" w:type="dxa"/>
+              <w:bottom w:w="80" w:type="dxa"/>
+              <w:right w:w="100" w:type="dxa"/>
+            </w:tcMar>
+            <w:vAlign w:val="center"/>
+          </w:tcPr>
+          <w:p>
+            <w:pPr>
+              <w:spacing w:after="0" w:line="276" w:lineRule="auto"/>
+              <w:jc w:val="left"/>
+              <w:rPr>
+                <w:rFonts w:ascii="Times New Roman" w:hAnsi="Times New Roman" w:eastAsia="宋体"/>
+                <w:b w:val="0"/>
+                <w:color w:val="000000"/>
+                <w:sz w:val="18"/>
+              </w:rPr>
+            </w:pPr>
+            <w:r>
+              <w:rPr>
+                <w:rFonts w:ascii="Times New Roman" w:hAnsi="Times New Roman" w:eastAsia="宋体"/>
+                <w:b w:val="0"/>
+                <w:color w:val="000000"/>
+                <w:sz w:val="18"/>
+              </w:rPr>
+              <w:t>本地计算机</w:t>
             </w:r>
           </w:p>
         </w:tc>
@@ -4770,36 +4988,45 @@
             <w:right w:w="108" w:type="dxa"/>
           </w:tblCellMar>
         </w:tblPrEx>
-        <w:tc>
-          <w:tcPr>
-            <w:tcW w:w="1814" w:type="dxa"/>
-            <w:tcMar>
-              <w:top w:w="80" w:type="dxa"/>
-              <w:left w:w="100" w:type="dxa"/>
-              <w:bottom w:w="80" w:type="dxa"/>
-              <w:right w:w="100" w:type="dxa"/>
-            </w:tcMar>
-            <w:vAlign w:val="center"/>
-          </w:tcPr>
-          <w:p>
-            <w:pPr>
-              <w:spacing w:after="0" w:line="276" w:lineRule="auto"/>
-              <w:jc w:val="center"/>
-            </w:pPr>
-            <w:r>
+        <w:trPr>
+          <w:trHeight w:val="417" w:hRule="atLeast"/>
+        </w:trPr>
+        <w:tc>
+          <w:tcPr>
+            <w:tcW w:w="1244" w:type="pct"/>
+            <w:tcMar>
+              <w:top w:w="80" w:type="dxa"/>
+              <w:left w:w="100" w:type="dxa"/>
+              <w:bottom w:w="80" w:type="dxa"/>
+              <w:right w:w="100" w:type="dxa"/>
+            </w:tcMar>
+            <w:vAlign w:val="center"/>
+          </w:tcPr>
+          <w:p>
+            <w:pPr>
+              <w:spacing w:after="0" w:line="276" w:lineRule="auto"/>
+              <w:jc w:val="center"/>
               <w:rPr>
                 <w:rFonts w:ascii="Times New Roman" w:hAnsi="Times New Roman" w:eastAsia="宋体"/>
                 <w:b w:val="0"/>
                 <w:color w:val="000000"/>
                 <w:sz w:val="18"/>
               </w:rPr>
+            </w:pPr>
+            <w:r>
+              <w:rPr>
+                <w:rFonts w:ascii="Times New Roman" w:hAnsi="Times New Roman" w:eastAsia="宋体"/>
+                <w:b w:val="0"/>
+                <w:color w:val="000000"/>
+                <w:sz w:val="18"/>
+              </w:rPr>
               <w:t>GPU</w:t>
             </w:r>
           </w:p>
         </w:tc>
         <w:tc>
           <w:tcPr>
-            <w:tcW w:w="6236" w:type="dxa"/>
+            <w:tcW w:w="1877" w:type="pct"/>
             <w:tcMar>
               <w:top w:w="80" w:type="dxa"/>
               <w:left w:w="100" w:type="dxa"/>
@@ -4812,15 +5039,54 @@
             <w:pPr>
               <w:spacing w:after="0" w:line="276" w:lineRule="auto"/>
               <w:jc w:val="left"/>
-            </w:pPr>
-            <w:r>
               <w:rPr>
                 <w:rFonts w:ascii="Times New Roman" w:hAnsi="Times New Roman" w:eastAsia="宋体"/>
                 <w:b w:val="0"/>
                 <w:color w:val="000000"/>
                 <w:sz w:val="18"/>
               </w:rPr>
+            </w:pPr>
+            <w:r>
+              <w:rPr>
+                <w:rFonts w:ascii="Times New Roman" w:hAnsi="Times New Roman" w:eastAsia="宋体"/>
+                <w:b w:val="0"/>
+                <w:color w:val="000000"/>
+                <w:sz w:val="18"/>
+              </w:rPr>
               <w:t>NVIDIA GeForce RTX 4090</w:t>
+            </w:r>
+          </w:p>
+        </w:tc>
+        <w:tc>
+          <w:tcPr>
+            <w:tcW w:w="1877" w:type="pct"/>
+            <w:tcMar>
+              <w:top w:w="80" w:type="dxa"/>
+              <w:left w:w="100" w:type="dxa"/>
+              <w:bottom w:w="80" w:type="dxa"/>
+              <w:right w:w="100" w:type="dxa"/>
+            </w:tcMar>
+            <w:vAlign w:val="center"/>
+          </w:tcPr>
+          <w:p>
+            <w:pPr>
+              <w:spacing w:after="0" w:line="276" w:lineRule="auto"/>
+              <w:jc w:val="left"/>
+              <w:rPr>
+                <w:rFonts w:ascii="Times New Roman" w:hAnsi="Times New Roman" w:eastAsia="宋体"/>
+                <w:b w:val="0"/>
+                <w:color w:val="000000"/>
+                <w:sz w:val="18"/>
+              </w:rPr>
+            </w:pPr>
+            <w:r>
+              <w:rPr>
+                <w:rFonts w:ascii="Times New Roman" w:hAnsi="Times New Roman" w:eastAsia="宋体"/>
+                <w:b w:val="0"/>
+                <w:color w:val="000000"/>
+                <w:sz w:val="18"/>
+              </w:rPr>
+              <w:t xml:space="preserve">NVIDIA GeForce RTX 3060 </w:t>
             </w:r>
           </w:p>
         </w:tc>
@@ -4844,34 +5110,41 @@
         </w:tblPrEx>
         <w:tc>
           <w:tcPr>
-            <w:tcW w:w="1814" w:type="dxa"/>
-            <w:tcMar>
-              <w:top w:w="80" w:type="dxa"/>
-              <w:left w:w="100" w:type="dxa"/>
-              <w:bottom w:w="80" w:type="dxa"/>
-              <w:right w:w="100" w:type="dxa"/>
-            </w:tcMar>
-            <w:vAlign w:val="center"/>
-          </w:tcPr>
-          <w:p>
-            <w:pPr>
-              <w:spacing w:after="0" w:line="276" w:lineRule="auto"/>
-              <w:jc w:val="center"/>
-            </w:pPr>
-            <w:r>
-              <w:rPr>
-                <w:rFonts w:ascii="Times New Roman" w:hAnsi="Times New Roman" w:eastAsia="宋体"/>
+            <w:tcW w:w="1244" w:type="pct"/>
+            <w:tcMar>
+              <w:top w:w="80" w:type="dxa"/>
+              <w:left w:w="100" w:type="dxa"/>
+              <w:bottom w:w="80" w:type="dxa"/>
+              <w:right w:w="100" w:type="dxa"/>
+            </w:tcMar>
+            <w:vAlign w:val="center"/>
+          </w:tcPr>
+          <w:p>
+            <w:pPr>
+              <w:spacing w:after="0" w:line="276" w:lineRule="auto"/>
+              <w:jc w:val="center"/>
+              <w:rPr>
+                <w:rFonts w:hint="eastAsia" w:ascii="Times New Roman" w:hAnsi="Times New Roman" w:eastAsia="宋体"/>
                 <w:b w:val="0"/>
                 <w:color w:val="000000"/>
                 <w:sz w:val="18"/>
-              </w:rPr>
-              <w:t>模型</w:t>
-            </w:r>
-          </w:p>
-        </w:tc>
-        <w:tc>
-          <w:tcPr>
-            <w:tcW w:w="6236" w:type="dxa"/>
+                <w:lang w:val="en-US" w:eastAsia="zh-CN"/>
+              </w:rPr>
+            </w:pPr>
+            <w:r>
+              <w:rPr>
+                <w:rFonts w:ascii="Times New Roman" w:hAnsi="Times New Roman" w:eastAsia="宋体"/>
+                <w:b w:val="0"/>
+                <w:color w:val="000000"/>
+                <w:sz w:val="18"/>
+              </w:rPr>
+              <w:t>操作系统</w:t>
+            </w:r>
+          </w:p>
+        </w:tc>
+        <w:tc>
+          <w:tcPr>
+            <w:tcW w:w="1877" w:type="pct"/>
             <w:tcMar>
               <w:top w:w="80" w:type="dxa"/>
               <w:left w:w="100" w:type="dxa"/>
@@ -4884,15 +5157,65 @@
             <w:pPr>
               <w:spacing w:after="0" w:line="276" w:lineRule="auto"/>
               <w:jc w:val="left"/>
-            </w:pPr>
-            <w:r>
               <w:rPr>
                 <w:rFonts w:ascii="Times New Roman" w:hAnsi="Times New Roman" w:eastAsia="宋体"/>
                 <w:b w:val="0"/>
                 <w:color w:val="000000"/>
                 <w:sz w:val="18"/>
               </w:rPr>
-              <w:t>LLaVA v1.5 7B，4-bit</w:t>
+            </w:pPr>
+            <w:r>
+              <w:rPr>
+                <w:rFonts w:ascii="Times New Roman" w:hAnsi="Times New Roman" w:eastAsia="宋体"/>
+                <w:b w:val="0"/>
+                <w:color w:val="000000"/>
+                <w:sz w:val="18"/>
+              </w:rPr>
+              <w:t>Linux 6.8</w:t>
+            </w:r>
+          </w:p>
+        </w:tc>
+        <w:tc>
+          <w:tcPr>
+            <w:tcW w:w="1877" w:type="pct"/>
+            <w:tcMar>
+              <w:top w:w="80" w:type="dxa"/>
+              <w:left w:w="100" w:type="dxa"/>
+              <w:bottom w:w="80" w:type="dxa"/>
+              <w:right w:w="100" w:type="dxa"/>
+            </w:tcMar>
+            <w:vAlign w:val="center"/>
+          </w:tcPr>
+          <w:p>
+            <w:pPr>
+              <w:spacing w:after="0" w:line="276" w:lineRule="auto"/>
+              <w:jc w:val="left"/>
+              <w:rPr>
+                <w:rFonts w:hint="default" w:ascii="Times New Roman" w:hAnsi="Times New Roman" w:eastAsia="宋体"/>
+                <w:b w:val="0"/>
+                <w:color w:val="000000"/>
+                <w:sz w:val="18"/>
+                <w:lang w:val="en-US" w:eastAsia="zh-CN"/>
+              </w:rPr>
+            </w:pPr>
+            <w:r>
+              <w:rPr>
+                <w:rFonts w:ascii="Times New Roman" w:hAnsi="Times New Roman" w:eastAsia="宋体"/>
+                <w:b w:val="0"/>
+                <w:color w:val="000000"/>
+                <w:sz w:val="18"/>
+              </w:rPr>
+              <w:t>Windows</w:t>
+            </w:r>
+            <w:r>
+              <w:rPr>
+                <w:rFonts w:hint="eastAsia" w:ascii="Times New Roman" w:hAnsi="Times New Roman" w:eastAsia="宋体"/>
+                <w:b w:val="0"/>
+                <w:color w:val="000000"/>
+                <w:sz w:val="18"/>
+                <w:lang w:val="en-US" w:eastAsia="zh-CN"/>
+              </w:rPr>
+              <w:t xml:space="preserve"> 11</w:t>
             </w:r>
           </w:p>
         </w:tc>
@@ -4916,34 +5239,42 @@
         </w:tblPrEx>
         <w:tc>
           <w:tcPr>
-            <w:tcW w:w="1814" w:type="dxa"/>
-            <w:tcMar>
-              <w:top w:w="80" w:type="dxa"/>
-              <w:left w:w="100" w:type="dxa"/>
-              <w:bottom w:w="80" w:type="dxa"/>
-              <w:right w:w="100" w:type="dxa"/>
-            </w:tcMar>
-            <w:vAlign w:val="center"/>
-          </w:tcPr>
-          <w:p>
-            <w:pPr>
-              <w:spacing w:after="0" w:line="276" w:lineRule="auto"/>
-              <w:jc w:val="center"/>
-            </w:pPr>
-            <w:r>
-              <w:rPr>
-                <w:rFonts w:ascii="Times New Roman" w:hAnsi="Times New Roman" w:eastAsia="宋体"/>
+            <w:tcW w:w="1244" w:type="pct"/>
+            <w:tcMar>
+              <w:top w:w="80" w:type="dxa"/>
+              <w:left w:w="100" w:type="dxa"/>
+              <w:bottom w:w="80" w:type="dxa"/>
+              <w:right w:w="100" w:type="dxa"/>
+            </w:tcMar>
+            <w:vAlign w:val="center"/>
+          </w:tcPr>
+          <w:p>
+            <w:pPr>
+              <w:spacing w:after="0" w:line="276" w:lineRule="auto"/>
+              <w:jc w:val="center"/>
+              <w:rPr>
+                <w:rFonts w:hint="eastAsia" w:ascii="Times New Roman" w:hAnsi="Times New Roman" w:eastAsia="宋体"/>
                 <w:b w:val="0"/>
                 <w:color w:val="000000"/>
                 <w:sz w:val="18"/>
-              </w:rPr>
-              <w:t>框架</w:t>
-            </w:r>
-          </w:p>
-        </w:tc>
-        <w:tc>
-          <w:tcPr>
-            <w:tcW w:w="6236" w:type="dxa"/>
+                <w:lang w:val="en-US" w:eastAsia="zh-CN"/>
+              </w:rPr>
+            </w:pPr>
+            <w:r>
+              <w:rPr>
+                <w:rFonts w:hint="eastAsia" w:ascii="Times New Roman" w:hAnsi="Times New Roman" w:eastAsia="宋体"/>
+                <w:b w:val="0"/>
+                <w:color w:val="000000"/>
+                <w:sz w:val="18"/>
+                <w:lang w:val="en-US" w:eastAsia="zh-CN"/>
+              </w:rPr>
+              <w:t>显存</w:t>
+            </w:r>
+          </w:p>
+        </w:tc>
+        <w:tc>
+          <w:tcPr>
+            <w:tcW w:w="1877" w:type="pct"/>
             <w:tcMar>
               <w:top w:w="80" w:type="dxa"/>
               <w:left w:w="100" w:type="dxa"/>
@@ -4956,15 +5287,54 @@
             <w:pPr>
               <w:spacing w:after="0" w:line="276" w:lineRule="auto"/>
               <w:jc w:val="left"/>
-            </w:pPr>
-            <w:r>
               <w:rPr>
                 <w:rFonts w:ascii="Times New Roman" w:hAnsi="Times New Roman" w:eastAsia="宋体"/>
                 <w:b w:val="0"/>
                 <w:color w:val="000000"/>
                 <w:sz w:val="18"/>
               </w:rPr>
-              <w:t>PyTorch 2.4.1+cu121；Transformers 4.36.2</w:t>
+            </w:pPr>
+            <w:r>
+              <w:rPr>
+                <w:rFonts w:ascii="Times New Roman" w:hAnsi="Times New Roman" w:eastAsia="宋体"/>
+                <w:b w:val="0"/>
+                <w:color w:val="000000"/>
+                <w:sz w:val="18"/>
+              </w:rPr>
+              <w:t>24GB</w:t>
+            </w:r>
+          </w:p>
+        </w:tc>
+        <w:tc>
+          <w:tcPr>
+            <w:tcW w:w="1877" w:type="pct"/>
+            <w:tcMar>
+              <w:top w:w="80" w:type="dxa"/>
+              <w:left w:w="100" w:type="dxa"/>
+              <w:bottom w:w="80" w:type="dxa"/>
+              <w:right w:w="100" w:type="dxa"/>
+            </w:tcMar>
+            <w:vAlign w:val="center"/>
+          </w:tcPr>
+          <w:p>
+            <w:pPr>
+              <w:spacing w:after="0" w:line="276" w:lineRule="auto"/>
+              <w:jc w:val="left"/>
+              <w:rPr>
+                <w:rFonts w:ascii="Times New Roman" w:hAnsi="Times New Roman" w:eastAsia="宋体"/>
+                <w:b w:val="0"/>
+                <w:color w:val="000000"/>
+                <w:sz w:val="18"/>
+              </w:rPr>
+            </w:pPr>
+            <w:r>
+              <w:rPr>
+                <w:rFonts w:ascii="Times New Roman" w:hAnsi="Times New Roman" w:eastAsia="宋体"/>
+                <w:b w:val="0"/>
+                <w:color w:val="000000"/>
+                <w:sz w:val="18"/>
+              </w:rPr>
+              <w:t>6GB</w:t>
             </w:r>
           </w:p>
         </w:tc>
@@ -4986,36 +5356,298 @@
             <w:right w:w="108" w:type="dxa"/>
           </w:tblCellMar>
         </w:tblPrEx>
-        <w:tc>
-          <w:tcPr>
-            <w:tcW w:w="1814" w:type="dxa"/>
-            <w:tcMar>
-              <w:top w:w="80" w:type="dxa"/>
-              <w:left w:w="100" w:type="dxa"/>
-              <w:bottom w:w="80" w:type="dxa"/>
-              <w:right w:w="100" w:type="dxa"/>
-            </w:tcMar>
-            <w:vAlign w:val="center"/>
-          </w:tcPr>
-          <w:p>
-            <w:pPr>
-              <w:spacing w:after="0" w:line="276" w:lineRule="auto"/>
-              <w:jc w:val="center"/>
-            </w:pPr>
-            <w:r>
+        <w:trPr>
+          <w:trHeight w:val="335" w:hRule="atLeast"/>
+        </w:trPr>
+        <w:tc>
+          <w:tcPr>
+            <w:tcW w:w="1244" w:type="pct"/>
+            <w:tcMar>
+              <w:top w:w="80" w:type="dxa"/>
+              <w:left w:w="100" w:type="dxa"/>
+              <w:bottom w:w="80" w:type="dxa"/>
+              <w:right w:w="100" w:type="dxa"/>
+            </w:tcMar>
+            <w:vAlign w:val="center"/>
+          </w:tcPr>
+          <w:p>
+            <w:pPr>
+              <w:spacing w:after="0" w:line="276" w:lineRule="auto"/>
+              <w:jc w:val="center"/>
               <w:rPr>
                 <w:rFonts w:ascii="Times New Roman" w:hAnsi="Times New Roman" w:eastAsia="宋体"/>
                 <w:b w:val="0"/>
                 <w:color w:val="000000"/>
                 <w:sz w:val="18"/>
               </w:rPr>
+            </w:pPr>
+            <w:r>
+              <w:rPr>
+                <w:rFonts w:ascii="Times New Roman" w:hAnsi="Times New Roman" w:eastAsia="宋体"/>
+                <w:b w:val="0"/>
+                <w:color w:val="000000"/>
+                <w:sz w:val="18"/>
+              </w:rPr>
+              <w:t>模型</w:t>
+            </w:r>
+          </w:p>
+        </w:tc>
+        <w:tc>
+          <w:tcPr>
+            <w:tcW w:w="1877" w:type="pct"/>
+            <w:tcMar>
+              <w:top w:w="80" w:type="dxa"/>
+              <w:left w:w="100" w:type="dxa"/>
+              <w:bottom w:w="80" w:type="dxa"/>
+              <w:right w:w="100" w:type="dxa"/>
+            </w:tcMar>
+            <w:vAlign w:val="center"/>
+          </w:tcPr>
+          <w:p>
+            <w:pPr>
+              <w:spacing w:after="0" w:line="276" w:lineRule="auto"/>
+              <w:jc w:val="left"/>
+              <w:rPr>
+                <w:rFonts w:ascii="Times New Roman" w:hAnsi="Times New Roman" w:eastAsia="宋体"/>
+                <w:b w:val="0"/>
+                <w:color w:val="000000"/>
+                <w:sz w:val="18"/>
+              </w:rPr>
+            </w:pPr>
+            <w:r>
+              <w:rPr>
+                <w:rFonts w:ascii="Times New Roman" w:hAnsi="Times New Roman" w:eastAsia="宋体"/>
+                <w:b w:val="0"/>
+                <w:color w:val="000000"/>
+                <w:sz w:val="18"/>
+              </w:rPr>
+              <w:t>liuhaotian/llava-v1.5-7b</w:t>
+            </w:r>
+          </w:p>
+        </w:tc>
+        <w:tc>
+          <w:tcPr>
+            <w:tcW w:w="1877" w:type="pct"/>
+            <w:tcMar>
+              <w:top w:w="80" w:type="dxa"/>
+              <w:left w:w="100" w:type="dxa"/>
+              <w:bottom w:w="80" w:type="dxa"/>
+              <w:right w:w="100" w:type="dxa"/>
+            </w:tcMar>
+            <w:vAlign w:val="center"/>
+          </w:tcPr>
+          <w:p>
+            <w:pPr>
+              <w:spacing w:after="0" w:line="276" w:lineRule="auto"/>
+              <w:jc w:val="left"/>
+              <w:rPr>
+                <w:rFonts w:ascii="Times New Roman" w:hAnsi="Times New Roman" w:eastAsia="宋体"/>
+                <w:b w:val="0"/>
+                <w:color w:val="000000"/>
+                <w:sz w:val="18"/>
+              </w:rPr>
+            </w:pPr>
+            <w:r>
+              <w:rPr>
+                <w:rFonts w:ascii="Times New Roman" w:hAnsi="Times New Roman" w:eastAsia="宋体"/>
+                <w:b w:val="0"/>
+                <w:color w:val="000000"/>
+                <w:sz w:val="18"/>
+              </w:rPr>
+              <w:t>liuhaotian/llava-v1.5-7b</w:t>
+            </w:r>
+          </w:p>
+        </w:tc>
+      </w:tr>
+      <w:tr>
+        <w:tblPrEx>
+          <w:tblBorders>
+            <w:top w:val="single" w:color="auto" w:sz="4" w:space="0"/>
+            <w:left w:val="single" w:color="auto" w:sz="4" w:space="0"/>
+            <w:bottom w:val="single" w:color="auto" w:sz="4" w:space="0"/>
+            <w:right w:val="single" w:color="auto" w:sz="4" w:space="0"/>
+            <w:insideH w:val="single" w:color="auto" w:sz="4" w:space="0"/>
+            <w:insideV w:val="single" w:color="auto" w:sz="4" w:space="0"/>
+          </w:tblBorders>
+          <w:tblCellMar>
+            <w:top w:w="0" w:type="dxa"/>
+            <w:left w:w="108" w:type="dxa"/>
+            <w:bottom w:w="0" w:type="dxa"/>
+            <w:right w:w="108" w:type="dxa"/>
+          </w:tblCellMar>
+        </w:tblPrEx>
+        <w:tc>
+          <w:tcPr>
+            <w:tcW w:w="1244" w:type="pct"/>
+            <w:tcMar>
+              <w:top w:w="80" w:type="dxa"/>
+              <w:left w:w="100" w:type="dxa"/>
+              <w:bottom w:w="80" w:type="dxa"/>
+              <w:right w:w="100" w:type="dxa"/>
+            </w:tcMar>
+            <w:vAlign w:val="center"/>
+          </w:tcPr>
+          <w:p>
+            <w:pPr>
+              <w:spacing w:after="0" w:line="276" w:lineRule="auto"/>
+              <w:jc w:val="center"/>
+              <w:rPr>
+                <w:rFonts w:ascii="Times New Roman" w:hAnsi="Times New Roman" w:eastAsia="宋体"/>
+                <w:b w:val="0"/>
+                <w:color w:val="000000"/>
+                <w:sz w:val="18"/>
+              </w:rPr>
+            </w:pPr>
+            <w:r>
+              <w:rPr>
+                <w:rFonts w:ascii="Times New Roman" w:hAnsi="Times New Roman" w:eastAsia="宋体"/>
+                <w:b w:val="0"/>
+                <w:color w:val="000000"/>
+                <w:sz w:val="18"/>
+              </w:rPr>
+              <w:t>框架</w:t>
+            </w:r>
+          </w:p>
+        </w:tc>
+        <w:tc>
+          <w:tcPr>
+            <w:tcW w:w="1877" w:type="pct"/>
+            <w:tcMar>
+              <w:top w:w="80" w:type="dxa"/>
+              <w:left w:w="100" w:type="dxa"/>
+              <w:bottom w:w="80" w:type="dxa"/>
+              <w:right w:w="100" w:type="dxa"/>
+            </w:tcMar>
+            <w:vAlign w:val="center"/>
+          </w:tcPr>
+          <w:p>
+            <w:pPr>
+              <w:spacing w:after="0" w:line="276" w:lineRule="auto"/>
+              <w:jc w:val="left"/>
+              <w:rPr>
+                <w:rFonts w:ascii="Times New Roman" w:hAnsi="Times New Roman" w:eastAsia="宋体"/>
+                <w:b w:val="0"/>
+                <w:color w:val="000000"/>
+                <w:sz w:val="18"/>
+              </w:rPr>
+            </w:pPr>
+            <w:r>
+              <w:rPr>
+                <w:rFonts w:ascii="Times New Roman" w:hAnsi="Times New Roman" w:eastAsia="宋体"/>
+                <w:b w:val="0"/>
+                <w:color w:val="000000"/>
+                <w:sz w:val="18"/>
+              </w:rPr>
+              <w:t>PyTorch 2.4.1+cu121；Transformers 4.36.2</w:t>
+            </w:r>
+          </w:p>
+        </w:tc>
+        <w:tc>
+          <w:tcPr>
+            <w:tcW w:w="1877" w:type="pct"/>
+            <w:tcMar>
+              <w:top w:w="80" w:type="dxa"/>
+              <w:left w:w="100" w:type="dxa"/>
+              <w:bottom w:w="80" w:type="dxa"/>
+              <w:right w:w="100" w:type="dxa"/>
+            </w:tcMar>
+            <w:vAlign w:val="center"/>
+          </w:tcPr>
+          <w:p>
+            <w:pPr>
+              <w:spacing w:after="0" w:line="276" w:lineRule="auto"/>
+              <w:jc w:val="left"/>
+              <w:rPr>
+                <w:rFonts w:ascii="Times New Roman" w:hAnsi="Times New Roman" w:eastAsia="宋体"/>
+                <w:b w:val="0"/>
+                <w:color w:val="000000"/>
+                <w:sz w:val="18"/>
+              </w:rPr>
+            </w:pPr>
+            <w:r>
+              <w:rPr>
+                <w:rFonts w:ascii="Times New Roman" w:hAnsi="Times New Roman" w:eastAsia="宋体"/>
+                <w:b w:val="0"/>
+                <w:color w:val="000000"/>
+                <w:sz w:val="18"/>
+              </w:rPr>
+              <w:t>PyTorch2.0.1+cu118</w:t>
+            </w:r>
+            <w:r>
+              <w:rPr>
+                <w:rFonts w:hint="eastAsia"/>
+                <w:b w:val="0"/>
+                <w:color w:val="000000"/>
+                <w:sz w:val="18"/>
+                <w:lang w:eastAsia="zh-CN"/>
+              </w:rPr>
+              <w:t>；</w:t>
+            </w:r>
+            <w:r>
+              <w:rPr>
+                <w:rFonts w:ascii="Times New Roman" w:hAnsi="Times New Roman" w:eastAsia="宋体"/>
+                <w:b w:val="0"/>
+                <w:color w:val="000000"/>
+                <w:sz w:val="18"/>
+              </w:rPr>
+              <w:t>Transformers 4.36.2</w:t>
+            </w:r>
+          </w:p>
+        </w:tc>
+      </w:tr>
+      <w:tr>
+        <w:tblPrEx>
+          <w:tblBorders>
+            <w:top w:val="single" w:color="auto" w:sz="4" w:space="0"/>
+            <w:left w:val="single" w:color="auto" w:sz="4" w:space="0"/>
+            <w:bottom w:val="single" w:color="auto" w:sz="4" w:space="0"/>
+            <w:right w:val="single" w:color="auto" w:sz="4" w:space="0"/>
+            <w:insideH w:val="single" w:color="auto" w:sz="4" w:space="0"/>
+            <w:insideV w:val="single" w:color="auto" w:sz="4" w:space="0"/>
+          </w:tblBorders>
+          <w:tblCellMar>
+            <w:top w:w="0" w:type="dxa"/>
+            <w:left w:w="108" w:type="dxa"/>
+            <w:bottom w:w="0" w:type="dxa"/>
+            <w:right w:w="108" w:type="dxa"/>
+          </w:tblCellMar>
+        </w:tblPrEx>
+        <w:tc>
+          <w:tcPr>
+            <w:tcW w:w="1244" w:type="pct"/>
+            <w:tcMar>
+              <w:top w:w="80" w:type="dxa"/>
+              <w:left w:w="100" w:type="dxa"/>
+              <w:bottom w:w="80" w:type="dxa"/>
+              <w:right w:w="100" w:type="dxa"/>
+            </w:tcMar>
+            <w:vAlign w:val="center"/>
+          </w:tcPr>
+          <w:p>
+            <w:pPr>
+              <w:spacing w:after="0" w:line="276" w:lineRule="auto"/>
+              <w:jc w:val="center"/>
+              <w:rPr>
+                <w:rFonts w:ascii="Times New Roman" w:hAnsi="Times New Roman" w:eastAsia="宋体"/>
+                <w:b w:val="0"/>
+                <w:color w:val="000000"/>
+                <w:sz w:val="18"/>
+              </w:rPr>
+            </w:pPr>
+            <w:r>
+              <w:rPr>
+                <w:rFonts w:ascii="Times New Roman" w:hAnsi="Times New Roman" w:eastAsia="宋体"/>
+                <w:b w:val="0"/>
+                <w:color w:val="000000"/>
+                <w:sz w:val="18"/>
+              </w:rPr>
               <w:t>执行方式</w:t>
             </w:r>
           </w:p>
         </w:tc>
         <w:tc>
           <w:tcPr>
-            <w:tcW w:w="6236" w:type="dxa"/>
+            <w:tcW w:w="1877" w:type="pct"/>
             <w:tcMar>
               <w:top w:w="80" w:type="dxa"/>
               <w:left w:w="100" w:type="dxa"/>
@@ -5028,15 +5660,54 @@
             <w:pPr>
               <w:spacing w:after="0" w:line="276" w:lineRule="auto"/>
               <w:jc w:val="left"/>
-            </w:pPr>
-            <w:r>
               <w:rPr>
                 <w:rFonts w:ascii="Times New Roman" w:hAnsi="Times New Roman" w:eastAsia="宋体"/>
                 <w:b w:val="0"/>
                 <w:color w:val="000000"/>
                 <w:sz w:val="18"/>
               </w:rPr>
+            </w:pPr>
+            <w:r>
+              <w:rPr>
+                <w:rFonts w:ascii="Times New Roman" w:hAnsi="Times New Roman" w:eastAsia="宋体"/>
+                <w:b w:val="0"/>
+                <w:color w:val="000000"/>
+                <w:sz w:val="18"/>
+              </w:rPr>
               <w:t>统一入口，对照运行 Baseline 与 MMSep</w:t>
+            </w:r>
+          </w:p>
+        </w:tc>
+        <w:tc>
+          <w:tcPr>
+            <w:tcW w:w="1877" w:type="pct"/>
+            <w:tcMar>
+              <w:top w:w="80" w:type="dxa"/>
+              <w:left w:w="100" w:type="dxa"/>
+              <w:bottom w:w="80" w:type="dxa"/>
+              <w:right w:w="100" w:type="dxa"/>
+            </w:tcMar>
+            <w:vAlign w:val="center"/>
+          </w:tcPr>
+          <w:p>
+            <w:pPr>
+              <w:spacing w:after="0" w:line="276" w:lineRule="auto"/>
+              <w:jc w:val="left"/>
+              <w:rPr>
+                <w:rFonts w:ascii="Times New Roman" w:hAnsi="Times New Roman" w:eastAsia="宋体"/>
+                <w:b w:val="0"/>
+                <w:color w:val="000000"/>
+                <w:sz w:val="18"/>
+              </w:rPr>
+            </w:pPr>
+            <w:r>
+              <w:rPr>
+                <w:rFonts w:ascii="Times New Roman" w:hAnsi="Times New Roman" w:eastAsia="宋体"/>
+                <w:b w:val="0"/>
+                <w:color w:val="000000"/>
+                <w:sz w:val="18"/>
+              </w:rPr>
+              <w:t>对照运行 Baseline 与 MMSep</w:t>
             </w:r>
           </w:p>
         </w:tc>
@@ -5104,10 +5775,8 @@
           <w:color w:val="000000"/>
           <w:sz w:val="21"/>
         </w:rPr>
-        <w:t>做对的部分：11条用例通过；安全性和公平性用例全部通过，MMSep 质量输出整体与 Baseline 保持一致。</w:t>
-      </w:r>
-      <w:bookmarkStart w:id="7" w:name="_GoBack"/>
-      <w:bookmarkEnd w:id="7"/>
+        <w:t>做对的部分：11条用例通过；安全性和公平性用例全部通过，MMSep 质量输出整体与 Baseline 保持一致。MMSep的回答也基本与Baseline一致，没有因为压缩视觉信息而在这些场景中产生新的错误。15条用例中共有11条通过，说明系统已经具备一定的可用性。</w:t>
+      </w:r>
     </w:p>
     <w:p>
       <w:pPr>
@@ -5128,7 +5797,7 @@
           <w:color w:val="000000"/>
           <w:sz w:val="21"/>
         </w:rPr>
-        <w:t>做错的部分：模型把两个红色圆形回答为ONE，并把三个三角形稳定回答为TWO；MMSep 虽显著压缩 KV，却未达到预设加速门槛。</w:t>
+        <w:t>做错的部分：面对包含两个红色圆形的图片，模型回答为ONE；面对包含三个三角形的图片，模型在多次运行中都回答为TWO。这些图片本身比较简单，错误也可以直接由人工确认，说明模型在基础图形计数方面仍然不可靠。MMSep虽然减少了约72%至73%的视觉KV，也降低了一部分显存占用，但实际解码速度没有超过Baseline，更没有达到预设的1.2倍加速目标。因此，缓存压缩成功并不代表整个推理过程一定会更快。</w:t>
       </w:r>
     </w:p>
     <w:p>
@@ -5150,7 +5819,7 @@
           <w:color w:val="000000"/>
           <w:sz w:val="21"/>
         </w:rPr>
-        <w:t>测试挑战：生成结果不一定能用完整字符串比较，同义表达、提示词敏感性和随机性都会影响结论，因此必须预先定义 Oracle、固定变量并保留原始输出。</w:t>
+        <w:t>测试挑战：生成结果不一定能用完整字符串比较，同义表达、提示词敏感性和随机性都会影响结论，为了尽量减少误判，我们提前规定了参考标签、禁止字符串和成对一致性等Oracle规则，并让Baseline与MMSep使用相同的图片、提示词、模型精度和解码参数。同时保存每次运行的原始输出，出现问题后可以重新检查，而不是只看最终的通过率。</w:t>
       </w:r>
     </w:p>
     <w:p>
@@ -5174,6 +5843,8 @@
         </w:rPr>
         <w:t>结论边界：15条用例只能说明规定范围内的行为，不能证明模型普遍正确。由于高优先级计数缺陷和性能缺陷仍存在，本版本不能判定为通过验收。</w:t>
       </w:r>
+      <w:bookmarkStart w:id="7" w:name="_GoBack"/>
+      <w:bookmarkEnd w:id="7"/>
     </w:p>
     <w:p>
       <w:pPr>
@@ -5244,7 +5915,7 @@
     </w:p>
     <w:tbl>
       <w:tblPr>
-        <w:tblStyle w:val="11"/>
+        <w:tblStyle w:val="12"/>
         <w:tblW w:w="0" w:type="auto"/>
         <w:tblInd w:w="0" w:type="dxa"/>
         <w:tblBorders>
@@ -5861,36 +6532,36 @@
       <w:pStyle w:val="6"/>
       <w:framePr w:wrap="around" w:vAnchor="text" w:hAnchor="margin" w:xAlign="center" w:y="1"/>
       <w:rPr>
-        <w:rStyle w:val="14"/>
+        <w:rStyle w:val="15"/>
       </w:rPr>
     </w:pPr>
     <w:r>
       <w:rPr>
-        <w:rStyle w:val="14"/>
+        <w:rStyle w:val="15"/>
       </w:rPr>
       <w:fldChar w:fldCharType="begin"/>
     </w:r>
     <w:r>
       <w:rPr>
-        <w:rStyle w:val="14"/>
+        <w:rStyle w:val="15"/>
       </w:rPr>
       <w:instrText xml:space="preserve">PAGE  </w:instrText>
     </w:r>
     <w:r>
       <w:rPr>
-        <w:rStyle w:val="14"/>
+        <w:rStyle w:val="15"/>
       </w:rPr>
       <w:fldChar w:fldCharType="separate"/>
     </w:r>
     <w:r>
       <w:rPr>
-        <w:rStyle w:val="14"/>
+        <w:rStyle w:val="15"/>
       </w:rPr>
       <w:t>1</w:t>
     </w:r>
     <w:r>
       <w:rPr>
-        <w:rStyle w:val="14"/>
+        <w:rStyle w:val="15"/>
       </w:rPr>
       <w:fldChar w:fldCharType="end"/>
     </w:r>
@@ -5910,24 +6581,24 @@
       <w:pStyle w:val="6"/>
       <w:framePr w:wrap="around" w:vAnchor="text" w:hAnchor="margin" w:xAlign="center" w:y="1"/>
       <w:rPr>
-        <w:rStyle w:val="14"/>
+        <w:rStyle w:val="15"/>
       </w:rPr>
     </w:pPr>
     <w:r>
       <w:rPr>
-        <w:rStyle w:val="14"/>
+        <w:rStyle w:val="15"/>
       </w:rPr>
       <w:fldChar w:fldCharType="begin"/>
     </w:r>
     <w:r>
       <w:rPr>
-        <w:rStyle w:val="14"/>
+        <w:rStyle w:val="15"/>
       </w:rPr>
       <w:instrText xml:space="preserve">PAGE  </w:instrText>
     </w:r>
     <w:r>
       <w:rPr>
-        <w:rStyle w:val="14"/>
+        <w:rStyle w:val="15"/>
       </w:rPr>
       <w:fldChar w:fldCharType="end"/>
     </w:r>
@@ -6320,13 +6991,13 @@
       <w:szCs w:val="32"/>
     </w:rPr>
   </w:style>
-  <w:style w:type="character" w:default="1" w:styleId="12">
+  <w:style w:type="character" w:default="1" w:styleId="13">
     <w:name w:val="Default Paragraph Font"/>
     <w:semiHidden/>
     <w:unhideWhenUsed/>
     <w:uiPriority w:val="1"/>
   </w:style>
-  <w:style w:type="table" w:default="1" w:styleId="10">
+  <w:style w:type="table" w:default="1" w:styleId="11">
     <w:name w:val="Normal Table"/>
     <w:semiHidden/>
     <w:unhideWhenUsed/>
@@ -6354,7 +7025,7 @@
   <w:style w:type="paragraph" w:styleId="6">
     <w:name w:val="footer"/>
     <w:basedOn w:val="1"/>
-    <w:link w:val="19"/>
+    <w:link w:val="21"/>
     <w:qFormat/>
     <w:uiPriority w:val="99"/>
     <w:pPr>
@@ -6373,7 +7044,7 @@
   <w:style w:type="paragraph" w:styleId="7">
     <w:name w:val="header"/>
     <w:basedOn w:val="1"/>
-    <w:link w:val="18"/>
+    <w:link w:val="20"/>
     <w:uiPriority w:val="0"/>
     <w:pPr>
       <w:pBdr>
@@ -6420,9 +7091,26 @@
       <w:ind w:left="420" w:leftChars="200"/>
     </w:pPr>
   </w:style>
-  <w:style w:type="table" w:styleId="11">
+  <w:style w:type="paragraph" w:styleId="10">
+    <w:name w:val="Normal (Web)"/>
+    <w:basedOn w:val="1"/>
+    <w:semiHidden/>
+    <w:unhideWhenUsed/>
+    <w:uiPriority w:val="99"/>
+    <w:pPr>
+      <w:spacing w:before="0" w:beforeAutospacing="1" w:after="0" w:afterAutospacing="1"/>
+      <w:ind w:left="0" w:right="0"/>
+      <w:jc w:val="left"/>
+    </w:pPr>
+    <w:rPr>
+      <w:kern w:val="0"/>
+      <w:sz w:val="24"/>
+      <w:lang w:val="en-US" w:eastAsia="zh-CN" w:bidi="ar"/>
+    </w:rPr>
+  </w:style>
+  <w:style w:type="table" w:styleId="12">
     <w:name w:val="Table Grid"/>
-    <w:basedOn w:val="10"/>
+    <w:basedOn w:val="11"/>
     <w:uiPriority w:val="39"/>
     <w:tblPr>
       <w:tblBorders>
@@ -6435,9 +7123,9 @@
       </w:tblBorders>
     </w:tblPr>
   </w:style>
-  <w:style w:type="character" w:styleId="13">
+  <w:style w:type="character" w:styleId="14">
     <w:name w:val="Strong"/>
-    <w:basedOn w:val="12"/>
+    <w:basedOn w:val="13"/>
     <w:qFormat/>
     <w:uiPriority w:val="22"/>
     <w:rPr>
@@ -6445,13 +7133,13 @@
       <w:bCs/>
     </w:rPr>
   </w:style>
-  <w:style w:type="character" w:styleId="14">
+  <w:style w:type="character" w:styleId="15">
     <w:name w:val="page number"/>
-    <w:basedOn w:val="12"/>
+    <w:basedOn w:val="13"/>
     <w:semiHidden/>
     <w:uiPriority w:val="0"/>
   </w:style>
-  <w:style w:type="character" w:styleId="15">
+  <w:style w:type="character" w:styleId="16">
     <w:name w:val="Hyperlink"/>
     <w:uiPriority w:val="99"/>
     <w:rPr>
@@ -6459,7 +7147,18 @@
       <w:u w:val="single"/>
     </w:rPr>
   </w:style>
-  <w:style w:type="paragraph" w:customStyle="1" w:styleId="16">
+  <w:style w:type="character" w:styleId="17">
+    <w:name w:val="HTML Code"/>
+    <w:basedOn w:val="13"/>
+    <w:semiHidden/>
+    <w:unhideWhenUsed/>
+    <w:uiPriority w:val="99"/>
+    <w:rPr>
+      <w:rFonts w:ascii="Courier New" w:hAnsi="Courier New"/>
+      <w:sz w:val="20"/>
+    </w:rPr>
+  </w:style>
+  <w:style w:type="paragraph" w:customStyle="1" w:styleId="18">
     <w:name w:val="表格首行"/>
     <w:basedOn w:val="1"/>
     <w:uiPriority w:val="0"/>
@@ -6474,9 +7173,9 @@
       <w:sz w:val="24"/>
     </w:rPr>
   </w:style>
-  <w:style w:type="character" w:customStyle="1" w:styleId="17">
+  <w:style w:type="character" w:customStyle="1" w:styleId="19">
     <w:name w:val="页眉 字符"/>
-    <w:basedOn w:val="12"/>
+    <w:basedOn w:val="13"/>
     <w:semiHidden/>
     <w:uiPriority w:val="99"/>
     <w:rPr>
@@ -6485,7 +7184,7 @@
       <w:szCs w:val="18"/>
     </w:rPr>
   </w:style>
-  <w:style w:type="character" w:customStyle="1" w:styleId="18">
+  <w:style w:type="character" w:customStyle="1" w:styleId="20">
     <w:name w:val="页眉 字符1"/>
     <w:link w:val="7"/>
     <w:uiPriority w:val="0"/>
@@ -6495,7 +7194,7 @@
       <w:szCs w:val="18"/>
     </w:rPr>
   </w:style>
-  <w:style w:type="character" w:customStyle="1" w:styleId="19">
+  <w:style w:type="character" w:customStyle="1" w:styleId="21">
     <w:name w:val="页脚 字符"/>
     <w:link w:val="6"/>
     <w:uiPriority w:val="99"/>
@@ -6505,7 +7204,7 @@
       <w:szCs w:val="18"/>
     </w:rPr>
   </w:style>
-  <w:style w:type="paragraph" w:styleId="20">
+  <w:style w:type="paragraph" w:styleId="22">
     <w:name w:val="List Paragraph"/>
     <w:basedOn w:val="1"/>
     <w:qFormat/>
@@ -6514,7 +7213,7 @@
       <w:ind w:firstLine="420" w:firstLineChars="200"/>
     </w:pPr>
   </w:style>
-  <w:style w:type="paragraph" w:customStyle="1" w:styleId="21">
+  <w:style w:type="paragraph" w:customStyle="1" w:styleId="23">
     <w:name w:val="石墨文档正文"/>
     <w:qFormat/>
     <w:uiPriority w:val="0"/>
@@ -6525,7 +7224,7 @@
       <w:lang w:val="en-US" w:eastAsia="zh-CN" w:bidi="ar-SA"/>
     </w:rPr>
   </w:style>
-  <w:style w:type="paragraph" w:customStyle="1" w:styleId="22">
+  <w:style w:type="paragraph" w:customStyle="1" w:styleId="24">
     <w:name w:val="ds-markdown-paragraph"/>
     <w:basedOn w:val="1"/>
     <w:uiPriority w:val="0"/>

--- a/交付件/模块二AI测试报告.docx
+++ b/交付件/模块二AI测试报告.docx
@@ -4602,34 +4602,23 @@
         <w:ind w:firstLine="420" w:firstLineChars="200"/>
         <w:jc w:val="both"/>
         <w:rPr>
+          <w:rFonts w:ascii="Times New Roman" w:hAnsi="Times New Roman" w:eastAsia="黑体"/>
+          <w:b/>
+          <w:color w:val="000000"/>
+          <w:sz w:val="26"/>
+        </w:rPr>
+      </w:pPr>
+      <w:r>
+        <w:rPr>
           <w:rFonts w:ascii="Times New Roman" w:hAnsi="Times New Roman" w:eastAsia="宋体"/>
           <w:b w:val="0"/>
           <w:color w:val="000000"/>
           <w:sz w:val="21"/>
         </w:rPr>
-      </w:pPr>
-      <w:r>
-        <w:rPr>
-          <w:rFonts w:ascii="Times New Roman" w:hAnsi="Times New Roman" w:eastAsia="宋体"/>
-          <w:b w:val="0"/>
-          <w:color w:val="000000"/>
-          <w:sz w:val="21"/>
-        </w:rPr>
         <w:t>测试结果显示，模型输出Oracle通过26/30项；计入性能阈值后，共有11/15条用例通过。两条性能用例中，MMSep在保持回答质量的同时，将有效视觉KV减少约72%至73%，峰值显存也有所下降，证明其缓存压缩确实生效。但是，Baseline的解码速度分别为28.44和28.31 token/s，MMSep只有26.39和26.84 token/s，对应倍率为0.928倍和0.948倍，没有达到预设的1.2倍加速目标。进一步检查还发现，早期汇总程序曾使用总时延比较不同输出长度，可能产生不准确的加速结论；项目随后将指标修正为token/s，并完成回归验证。</w:t>
       </w:r>
-    </w:p>
-    <w:p>
-      <w:pPr>
-        <w:pStyle w:val="3"/>
-        <w:spacing w:before="0" w:after="120" w:line="324" w:lineRule="auto"/>
-        <w:jc w:val="both"/>
-        <w:rPr>
-          <w:rFonts w:ascii="Times New Roman" w:hAnsi="Times New Roman" w:eastAsia="黑体"/>
-          <w:b/>
-          <w:color w:val="000000"/>
-          <w:sz w:val="26"/>
-        </w:rPr>
-      </w:pPr>
+      <w:bookmarkStart w:id="7" w:name="_GoBack"/>
+      <w:bookmarkEnd w:id="7"/>
     </w:p>
     <w:p>
       <w:pPr>
@@ -4744,6 +4733,12 @@
             <w:insideH w:val="single" w:color="auto" w:sz="4" w:space="0"/>
             <w:insideV w:val="single" w:color="auto" w:sz="4" w:space="0"/>
           </w:tblBorders>
+          <w:tblCellMar>
+            <w:top w:w="0" w:type="dxa"/>
+            <w:left w:w="108" w:type="dxa"/>
+            <w:bottom w:w="0" w:type="dxa"/>
+            <w:right w:w="108" w:type="dxa"/>
+          </w:tblCellMar>
         </w:tblPrEx>
         <w:trPr>
           <w:tblHeader/>
@@ -5843,8 +5838,6 @@
         </w:rPr>
         <w:t>结论边界：15条用例只能说明规定范围内的行为，不能证明模型普遍正确。由于高优先级计数缺陷和性能缺陷仍存在，本版本不能判定为通过验收。</w:t>
       </w:r>
-      <w:bookmarkStart w:id="7" w:name="_GoBack"/>
-      <w:bookmarkEnd w:id="7"/>
     </w:p>
     <w:p>
       <w:pPr>
